--- a/assets/screenshots_organizer.docx
+++ b/assets/screenshots_organizer.docx
@@ -1215,55 +1215,7 @@
                                 <w:sz w:val="18"/>
                                 <w:szCs w:val="18"/>
                               </w:rPr>
-                              <w:t>Single click to include</w:t>
-                            </w:r>
-                            <w:r>
-                              <w:rPr>
-                                <w:color w:val="FFFFFF" w:themeColor="background1"/>
-                                <w:sz w:val="18"/>
-                                <w:szCs w:val="18"/>
-                              </w:rPr>
-                              <w:t xml:space="preserve"> full content of</w:t>
-                            </w:r>
-                            <w:r>
-                              <w:rPr>
-                                <w:color w:val="FFFFFF" w:themeColor="background1"/>
-                                <w:sz w:val="18"/>
-                                <w:szCs w:val="18"/>
-                              </w:rPr>
-                              <w:t xml:space="preserve"> intended</w:t>
-                            </w:r>
-                            <w:r>
-                              <w:rPr>
-                                <w:color w:val="FFFFFF" w:themeColor="background1"/>
-                                <w:sz w:val="18"/>
-                                <w:szCs w:val="18"/>
-                              </w:rPr>
-                              <w:t xml:space="preserve"> files </w:t>
-                            </w:r>
-                            <w:r>
-                              <w:rPr>
-                                <w:color w:val="FFFFFF" w:themeColor="background1"/>
-                                <w:sz w:val="18"/>
-                                <w:szCs w:val="18"/>
-                              </w:rPr>
-                              <w:t xml:space="preserve">in your prompt </w:t>
-                            </w:r>
-                            <w:r>
-                              <w:rPr>
-                                <w:color w:val="FFFFFF" w:themeColor="background1"/>
-                                <w:sz w:val="18"/>
-                                <w:szCs w:val="18"/>
-                              </w:rPr>
-                              <w:t>for the stateless cloud inference API</w:t>
-                            </w:r>
-                            <w:r>
-                              <w:rPr>
-                                <w:color w:val="FFFFFF" w:themeColor="background1"/>
-                                <w:sz w:val="18"/>
-                                <w:szCs w:val="18"/>
-                              </w:rPr>
-                              <w:t xml:space="preserve"> with models providing a large context length</w:t>
+                              <w:t>Single click to include full content of intended files in your prompt for the stateless cloud inference API with models providing a large context length</w:t>
                             </w:r>
                           </w:p>
                         </w:txbxContent>
@@ -1699,6 +1651,133 @@
         <mc:AlternateContent>
           <mc:Choice Requires="wps">
             <w:drawing>
+              <wp:anchor distT="45720" distB="45720" distL="114300" distR="114300" simplePos="0" relativeHeight="251702272" behindDoc="0" locked="0" layoutInCell="1" allowOverlap="1" wp14:anchorId="14F10ED9" wp14:editId="389B6DA8">
+                <wp:simplePos x="0" y="0"/>
+                <wp:positionH relativeFrom="column">
+                  <wp:posOffset>4643120</wp:posOffset>
+                </wp:positionH>
+                <wp:positionV relativeFrom="paragraph">
+                  <wp:posOffset>2238375</wp:posOffset>
+                </wp:positionV>
+                <wp:extent cx="1992630" cy="236855"/>
+                <wp:effectExtent l="0" t="0" r="26670" b="10795"/>
+                <wp:wrapSquare wrapText="bothSides"/>
+                <wp:docPr id="1712961142" name="Text Box 2"/>
+                <wp:cNvGraphicFramePr>
+                  <a:graphicFrameLocks xmlns:a="http://schemas.openxmlformats.org/drawingml/2006/main"/>
+                </wp:cNvGraphicFramePr>
+                <a:graphic xmlns:a="http://schemas.openxmlformats.org/drawingml/2006/main">
+                  <a:graphicData uri="http://schemas.microsoft.com/office/word/2010/wordprocessingShape">
+                    <wps:wsp>
+                      <wps:cNvSpPr txBox="1">
+                        <a:spLocks noChangeArrowheads="1"/>
+                      </wps:cNvSpPr>
+                      <wps:spPr bwMode="auto">
+                        <a:xfrm>
+                          <a:off x="0" y="0"/>
+                          <a:ext cx="1992630" cy="236855"/>
+                        </a:xfrm>
+                        <a:prstGeom prst="rect">
+                          <a:avLst/>
+                        </a:prstGeom>
+                        <a:solidFill>
+                          <a:schemeClr val="accent2">
+                            <a:lumMod val="75000"/>
+                            <a:alpha val="80000"/>
+                          </a:schemeClr>
+                        </a:solidFill>
+                        <a:ln w="12700">
+                          <a:solidFill>
+                            <a:schemeClr val="accent2">
+                              <a:lumMod val="75000"/>
+                              <a:alpha val="58000"/>
+                            </a:schemeClr>
+                          </a:solidFill>
+                          <a:miter lim="800000"/>
+                          <a:headEnd/>
+                          <a:tailEnd/>
+                        </a:ln>
+                        <a:effectLst/>
+                      </wps:spPr>
+                      <wps:txbx>
+                        <w:txbxContent>
+                          <w:p>
+                            <w:pPr>
+                              <w:rPr>
+                                <w:color w:val="FFFFFF" w:themeColor="background1"/>
+                                <w:sz w:val="18"/>
+                                <w:szCs w:val="18"/>
+                              </w:rPr>
+                            </w:pPr>
+                            <w:r>
+                              <w:rPr>
+                                <w:color w:val="FFFFFF" w:themeColor="background1"/>
+                                <w:sz w:val="18"/>
+                                <w:szCs w:val="18"/>
+                              </w:rPr>
+                              <w:t>Explanation of the intended update</w:t>
+                            </w:r>
+                          </w:p>
+                        </w:txbxContent>
+                      </wps:txbx>
+                      <wps:bodyPr rot="0" vert="horz" wrap="square" lIns="91440" tIns="45720" rIns="91440" bIns="45720" anchor="t" anchorCtr="0">
+                        <a:noAutofit/>
+                      </wps:bodyPr>
+                    </wps:wsp>
+                  </a:graphicData>
+                </a:graphic>
+                <wp14:sizeRelH relativeFrom="margin">
+                  <wp14:pctWidth>0</wp14:pctWidth>
+                </wp14:sizeRelH>
+                <wp14:sizeRelV relativeFrom="margin">
+                  <wp14:pctHeight>0</wp14:pctHeight>
+                </wp14:sizeRelV>
+              </wp:anchor>
+            </w:drawing>
+          </mc:Choice>
+          <mc:Fallback>
+            <w:pict>
+              <v:shapetype w14:anchorId="14F10ED9" id="_x0000_t202" coordsize="21600,21600" o:spt="202" path="m,l,21600r21600,l21600,xe">
+                <v:stroke joinstyle="miter"/>
+                <v:path gradientshapeok="t" o:connecttype="rect"/>
+              </v:shapetype>
+              <v:shape id="_x0000_s1032" type="#_x0000_t202" style="position:absolute;margin-left:365.6pt;margin-top:176.25pt;width:156.9pt;height:18.65pt;z-index:251702272;visibility:visible;mso-wrap-style:square;mso-width-percent:0;mso-height-percent:0;mso-wrap-distance-left:9pt;mso-wrap-distance-top:3.6pt;mso-wrap-distance-right:9pt;mso-wrap-distance-bottom:3.6pt;mso-position-horizontal:absolute;mso-position-horizontal-relative:text;mso-position-vertical:absolute;mso-position-vertical-relative:text;mso-width-percent:0;mso-height-percent:0;mso-width-relative:margin;mso-height-relative:margin;v-text-anchor:top" o:gfxdata="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" fillcolor="#bf4e14 [2405]" strokecolor="#bf4e14 [2405]" strokeweight="1pt">
+                <v:fill opacity="52428f"/>
+                <v:stroke opacity="38036f"/>
+                <v:textbox>
+                  <w:txbxContent>
+                    <w:p>
+                      <w:pPr>
+                        <w:rPr>
+                          <w:color w:val="FFFFFF" w:themeColor="background1"/>
+                          <w:sz w:val="18"/>
+                          <w:szCs w:val="18"/>
+                        </w:rPr>
+                      </w:pPr>
+                      <w:r>
+                        <w:rPr>
+                          <w:color w:val="FFFFFF" w:themeColor="background1"/>
+                          <w:sz w:val="18"/>
+                          <w:szCs w:val="18"/>
+                        </w:rPr>
+                        <w:t>Explanation of the intended update</w:t>
+                      </w:r>
+                    </w:p>
+                  </w:txbxContent>
+                </v:textbox>
+                <w10:wrap type="square"/>
+              </v:shape>
+            </w:pict>
+          </mc:Fallback>
+        </mc:AlternateContent>
+      </w:r>
+      <w:r>
+        <w:rPr>
+          <w:noProof/>
+        </w:rPr>
+        <mc:AlternateContent>
+          <mc:Choice Requires="wps">
+            <w:drawing>
               <wp:anchor distT="45720" distB="45720" distL="114300" distR="114300" simplePos="0" relativeHeight="251686912" behindDoc="0" locked="0" layoutInCell="1" allowOverlap="1" wp14:anchorId="4457B7F7" wp14:editId="6156BC6B">
                 <wp:simplePos x="0" y="0"/>
                 <wp:positionH relativeFrom="column">
@@ -1763,23 +1842,7 @@
                                 <w:sz w:val="18"/>
                                 <w:szCs w:val="18"/>
                               </w:rPr>
-                              <w:t>I</w:t>
-                            </w:r>
-                            <w:r>
-                              <w:rPr>
-                                <w:color w:val="FFFFFF" w:themeColor="background1"/>
-                                <w:sz w:val="18"/>
-                                <w:szCs w:val="18"/>
-                              </w:rPr>
-                              <w:t xml:space="preserve">nformation </w:t>
-                            </w:r>
-                            <w:r>
-                              <w:rPr>
-                                <w:color w:val="FFFFFF" w:themeColor="background1"/>
-                                <w:sz w:val="18"/>
-                                <w:szCs w:val="18"/>
-                              </w:rPr>
-                              <w:t>of extended reasoning</w:t>
+                              <w:t>Information of extended reasoning</w:t>
                             </w:r>
                             <w:r>
                               <w:rPr>
@@ -2566,7 +2629,7 @@
         <mc:AlternateContent>
           <mc:Choice Requires="wps">
             <w:drawing>
-              <wp:anchor distT="45720" distB="45720" distL="114300" distR="114300" simplePos="0" relativeHeight="251691008" behindDoc="0" locked="0" layoutInCell="1" allowOverlap="1" wp14:anchorId="6E53373A" wp14:editId="543C3D00">
+              <wp:anchor distT="45720" distB="45720" distL="114300" distR="114300" simplePos="0" relativeHeight="251691008" behindDoc="0" locked="0" layoutInCell="1" allowOverlap="1" wp14:anchorId="6E53373A" wp14:editId="3642F838">
                 <wp:simplePos x="0" y="0"/>
                 <wp:positionH relativeFrom="column">
                   <wp:posOffset>2264410</wp:posOffset>
@@ -2630,23 +2693,7 @@
                                 <w:sz w:val="18"/>
                                 <w:szCs w:val="18"/>
                               </w:rPr>
-                              <w:t>O</w:t>
-                            </w:r>
-                            <w:r>
-                              <w:rPr>
-                                <w:color w:val="FFFFFF" w:themeColor="background1"/>
-                                <w:sz w:val="18"/>
-                                <w:szCs w:val="18"/>
-                              </w:rPr>
-                              <w:t>peration type</w:t>
-                            </w:r>
-                            <w:r>
-                              <w:rPr>
-                                <w:color w:val="FFFFFF" w:themeColor="background1"/>
-                                <w:sz w:val="18"/>
-                                <w:szCs w:val="18"/>
-                              </w:rPr>
-                              <w:t xml:space="preserve"> of the i</w:t>
+                              <w:t>Operation type of the i</w:t>
                             </w:r>
                             <w:r>
                               <w:rPr>
@@ -2676,7 +2723,7 @@
           </mc:Choice>
           <mc:Fallback>
             <w:pict>
-              <v:shape w14:anchorId="6E53373A" id="_x0000_s1036" type="#_x0000_t202" style="position:absolute;margin-left:178.3pt;margin-top:120.45pt;width:99.05pt;height:34pt;z-index:251691008;visibility:visible;mso-wrap-style:square;mso-width-percent:0;mso-height-percent:0;mso-wrap-distance-left:9pt;mso-wrap-distance-top:3.6pt;mso-wrap-distance-right:9pt;mso-wrap-distance-bottom:3.6pt;mso-position-horizontal:absolute;mso-position-horizontal-relative:text;mso-position-vertical:absolute;mso-position-vertical-relative:text;mso-width-percent:0;mso-height-percent:0;mso-width-relative:margin;mso-height-relative:margin;v-text-anchor:top" o:gfxdata="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" fillcolor="#bf4e14 [2405]" strokecolor="#bf4e14 [2405]" strokeweight="1pt">
+              <v:shape w14:anchorId="6E53373A" id="_x0000_s1037" type="#_x0000_t202" style="position:absolute;margin-left:178.3pt;margin-top:120.45pt;width:99.05pt;height:34pt;z-index:251691008;visibility:visible;mso-wrap-style:square;mso-width-percent:0;mso-height-percent:0;mso-wrap-distance-left:9pt;mso-wrap-distance-top:3.6pt;mso-wrap-distance-right:9pt;mso-wrap-distance-bottom:3.6pt;mso-position-horizontal:absolute;mso-position-horizontal-relative:text;mso-position-vertical:absolute;mso-position-vertical-relative:text;mso-width-percent:0;mso-height-percent:0;mso-width-relative:margin;mso-height-relative:margin;v-text-anchor:top" o:gfxdata="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" fillcolor="#bf4e14 [2405]" strokecolor="#bf4e14 [2405]" strokeweight="1pt">
                 <v:fill opacity="52428f"/>
                 <v:stroke opacity="38036f"/>
                 <v:textbox>
@@ -2695,23 +2742,7 @@
                           <w:sz w:val="18"/>
                           <w:szCs w:val="18"/>
                         </w:rPr>
-                        <w:t>O</w:t>
-                      </w:r>
-                      <w:r>
-                        <w:rPr>
-                          <w:color w:val="FFFFFF" w:themeColor="background1"/>
-                          <w:sz w:val="18"/>
-                          <w:szCs w:val="18"/>
-                        </w:rPr>
-                        <w:t>peration type</w:t>
-                      </w:r>
-                      <w:r>
-                        <w:rPr>
-                          <w:color w:val="FFFFFF" w:themeColor="background1"/>
-                          <w:sz w:val="18"/>
-                          <w:szCs w:val="18"/>
-                        </w:rPr>
-                        <w:t xml:space="preserve"> of the i</w:t>
+                        <w:t>Operation type of the i</w:t>
                       </w:r>
                       <w:r>
                         <w:rPr>
@@ -2720,129 +2751,6 @@
                           <w:szCs w:val="18"/>
                         </w:rPr>
                         <w:t xml:space="preserve">ntended file update </w:t>
-                      </w:r>
-                    </w:p>
-                  </w:txbxContent>
-                </v:textbox>
-                <w10:wrap type="square"/>
-              </v:shape>
-            </w:pict>
-          </mc:Fallback>
-        </mc:AlternateContent>
-      </w:r>
-      <w:r>
-        <w:rPr>
-          <w:noProof/>
-        </w:rPr>
-        <mc:AlternateContent>
-          <mc:Choice Requires="wps">
-            <w:drawing>
-              <wp:anchor distT="45720" distB="45720" distL="114300" distR="114300" simplePos="0" relativeHeight="251702272" behindDoc="0" locked="0" layoutInCell="1" allowOverlap="1" wp14:anchorId="14F10ED9" wp14:editId="03017C67">
-                <wp:simplePos x="0" y="0"/>
-                <wp:positionH relativeFrom="column">
-                  <wp:posOffset>4643120</wp:posOffset>
-                </wp:positionH>
-                <wp:positionV relativeFrom="paragraph">
-                  <wp:posOffset>2238375</wp:posOffset>
-                </wp:positionV>
-                <wp:extent cx="1548130" cy="236855"/>
-                <wp:effectExtent l="0" t="0" r="13970" b="10795"/>
-                <wp:wrapSquare wrapText="bothSides"/>
-                <wp:docPr id="1712961142" name="Text Box 2"/>
-                <wp:cNvGraphicFramePr>
-                  <a:graphicFrameLocks xmlns:a="http://schemas.openxmlformats.org/drawingml/2006/main"/>
-                </wp:cNvGraphicFramePr>
-                <a:graphic xmlns:a="http://schemas.openxmlformats.org/drawingml/2006/main">
-                  <a:graphicData uri="http://schemas.microsoft.com/office/word/2010/wordprocessingShape">
-                    <wps:wsp>
-                      <wps:cNvSpPr txBox="1">
-                        <a:spLocks noChangeArrowheads="1"/>
-                      </wps:cNvSpPr>
-                      <wps:spPr bwMode="auto">
-                        <a:xfrm>
-                          <a:off x="0" y="0"/>
-                          <a:ext cx="1548130" cy="236855"/>
-                        </a:xfrm>
-                        <a:prstGeom prst="rect">
-                          <a:avLst/>
-                        </a:prstGeom>
-                        <a:solidFill>
-                          <a:schemeClr val="accent2">
-                            <a:lumMod val="75000"/>
-                            <a:alpha val="80000"/>
-                          </a:schemeClr>
-                        </a:solidFill>
-                        <a:ln w="12700">
-                          <a:solidFill>
-                            <a:schemeClr val="accent2">
-                              <a:lumMod val="75000"/>
-                              <a:alpha val="58000"/>
-                            </a:schemeClr>
-                          </a:solidFill>
-                          <a:miter lim="800000"/>
-                          <a:headEnd/>
-                          <a:tailEnd/>
-                        </a:ln>
-                        <a:effectLst/>
-                      </wps:spPr>
-                      <wps:txbx>
-                        <w:txbxContent>
-                          <w:p>
-                            <w:pPr>
-                              <w:rPr>
-                                <w:color w:val="FFFFFF" w:themeColor="background1"/>
-                                <w:sz w:val="18"/>
-                                <w:szCs w:val="18"/>
-                              </w:rPr>
-                            </w:pPr>
-                            <w:r>
-                              <w:rPr>
-                                <w:color w:val="FFFFFF" w:themeColor="background1"/>
-                                <w:sz w:val="18"/>
-                                <w:szCs w:val="18"/>
-                              </w:rPr>
-                              <w:t>Explanation of the intended update</w:t>
-                            </w:r>
-                          </w:p>
-                        </w:txbxContent>
-                      </wps:txbx>
-                      <wps:bodyPr rot="0" vert="horz" wrap="square" lIns="91440" tIns="45720" rIns="91440" bIns="45720" anchor="t" anchorCtr="0">
-                        <a:noAutofit/>
-                      </wps:bodyPr>
-                    </wps:wsp>
-                  </a:graphicData>
-                </a:graphic>
-                <wp14:sizeRelH relativeFrom="margin">
-                  <wp14:pctWidth>0</wp14:pctWidth>
-                </wp14:sizeRelH>
-                <wp14:sizeRelV relativeFrom="margin">
-                  <wp14:pctHeight>0</wp14:pctHeight>
-                </wp14:sizeRelV>
-              </wp:anchor>
-            </w:drawing>
-          </mc:Choice>
-          <mc:Fallback>
-            <w:pict>
-              <v:shape w14:anchorId="14F10ED9" id="_x0000_s1037" type="#_x0000_t202" style="position:absolute;margin-left:365.6pt;margin-top:176.25pt;width:121.9pt;height:18.65pt;z-index:251702272;visibility:visible;mso-wrap-style:square;mso-width-percent:0;mso-height-percent:0;mso-wrap-distance-left:9pt;mso-wrap-distance-top:3.6pt;mso-wrap-distance-right:9pt;mso-wrap-distance-bottom:3.6pt;mso-position-horizontal:absolute;mso-position-horizontal-relative:text;mso-position-vertical:absolute;mso-position-vertical-relative:text;mso-width-percent:0;mso-height-percent:0;mso-width-relative:margin;mso-height-relative:margin;v-text-anchor:top" o:gfxdata="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" fillcolor="#bf4e14 [2405]" strokecolor="#bf4e14 [2405]" strokeweight="1pt">
-                <v:fill opacity="52428f"/>
-                <v:stroke opacity="38036f"/>
-                <v:textbox>
-                  <w:txbxContent>
-                    <w:p>
-                      <w:pPr>
-                        <w:rPr>
-                          <w:color w:val="FFFFFF" w:themeColor="background1"/>
-                          <w:sz w:val="18"/>
-                          <w:szCs w:val="18"/>
-                        </w:rPr>
-                      </w:pPr>
-                      <w:r>
-                        <w:rPr>
-                          <w:color w:val="FFFFFF" w:themeColor="background1"/>
-                          <w:sz w:val="18"/>
-                          <w:szCs w:val="18"/>
-                        </w:rPr>
-                        <w:t>Explanation of the intended update</w:t>
                       </w:r>
                     </w:p>
                   </w:txbxContent>
